--- a/content-src/docx/R NS 2002 04 01 Ian Hamilton.docx
+++ b/content-src/docx/R NS 2002 04 01 Ian Hamilton.docx
@@ -33,6 +33,11 @@
       </w:r>
       <w:r>
         <w:t>336pp. Penguin. £20&lt;/details&gt;</w:t>
+      </w:r>
+    </w:p>
+    <w:p>
+      <w:r>
+        <w:t xml:space="preserve">&lt;category&gt;poetry&lt;/category&gt;</w:t>
       </w:r>
     </w:p>
     <w:p>
